--- a/HLS_MoE/reports/HMoE_Output_MoE_Hardware_Report_Results_Only.docx
+++ b/HLS_MoE/reports/HMoE_Output_MoE_Hardware_Report_Results_Only.docx
@@ -185,12 +185,7 @@
               </w:rPr>
             </w:pPr>
             <w:r>
-              <w:t>Expe</w:t>
-            </w:r>
-            <w:bookmarkStart w:id="0" w:name="_GoBack"/>
-            <w:bookmarkEnd w:id="0"/>
-            <w:r>
-              <w:t>rts</w:t>
+              <w:t>Experts</w:t>
             </w:r>
           </w:p>
         </w:tc>
@@ -686,10 +681,13 @@
         <w:t>Run 9 corrected software/HLS com</w:t>
       </w:r>
       <w:r>
-        <w:t>parison showed gate and objective differences within floating-point tolerance. Run 11 C simulation passed its functional checks, but retains a previously observed Sample 6 perf discrepancy as an explicitly ignored warning. This should be reported as a know</w:t>
+        <w:t>parison showed gate and objective differences within floating-point tolerance. Run 11 C simulation passed its functional checks, but retains a previously observed Sample 6 perf discrepancy a</w:t>
       </w:r>
       <w:r>
-        <w:t>n limitation rather than hidden as a clean verification result.</w:t>
+        <w:t>s an explicitly ignored warning</w:t>
+      </w:r>
+      <w:r>
+        <w:t>.</w:t>
       </w:r>
     </w:p>
     <w:p>
@@ -1207,7 +1205,12 @@
         </w:rPr>
       </w:pPr>
       <w:r>
-        <w:t>Run 11 approximately halves latency while substantially increasing replicated hardware. The strongest resource increases are LUTs and DSPs, illustrating the latency-versus-resource tradeoff created by exper</w:t>
+        <w:t>Run 11 approximately halves latency while substantially increasing replicated hardware. The strongest resource increases are LUTs and DSPs, illustrating the latency-vers</w:t>
+      </w:r>
+      <w:bookmarkStart w:id="0" w:name="_GoBack"/>
+      <w:bookmarkEnd w:id="0"/>
+      <w:r>
+        <w:t>us-resource tradeoff created by exper</w:t>
       </w:r>
       <w:r>
         <w:t>t-level parallelism.</w:t>
@@ -13133,7 +13136,7 @@
 </file>
 
 <file path=customXml/itemProps1.xml><?xml version="1.0" encoding="utf-8"?>
-<ds:datastoreItem xmlns:ds="http://schemas.openxmlformats.org/officeDocument/2006/customXml" ds:itemID="{5332C731-19CC-483F-A6DD-5FA9F3175B02}">
+<ds:datastoreItem xmlns:ds="http://schemas.openxmlformats.org/officeDocument/2006/customXml" ds:itemID="{4FE51558-E713-42DF-B340-DA2D14AAE1E5}">
   <ds:schemaRefs>
     <ds:schemaRef ds:uri="http://schemas.openxmlformats.org/officeDocument/2006/bibliography"/>
   </ds:schemaRefs>
